--- a/Templates/Банкротство/Включение в РТК/ФЛ/Кредиторы/Незалог/Первоначальные/Определение о принятии после БД реструктуризация.docx
+++ b/Templates/Банкротство/Включение в РТК/ФЛ/Кредиторы/Незалог/Первоначальные/Определение о принятии после БД реструктуризация.docx
@@ -1878,7 +1878,7 @@
               <w:sz w:val="20"/>
               <w:szCs w:val="20"/>
             </w:rPr>
-            <w:t xml:space="preserve">10776_13841986</w:t>
+            <w:t xml:space="preserve"/>
           </w:r>
           <w:r>
             <w:rPr>
@@ -2048,7 +2048,7 @@
               <w:sz w:val="20"/>
               <w:szCs w:val="20"/>
             </w:rPr>
-            <w:t xml:space="preserve">10776_13841986</w:t>
+            <w:t xml:space="preserve"/>
           </w:r>
           <w:r>
             <w:rPr>
